--- a/public/data/HITOS/HITO_QuantumHouse/HITO_QuantumHouse.docx
+++ b/public/data/HITOS/HITO_QuantumHouse/HITO_QuantumHouse.docx
@@ -1,391 +1,400 @@
 
 <file path=word/document.xml><?xml version="1.0" encoding="utf-8"?>
-<w:document xmlns:mc="http://schemas.openxmlformats.org/markup-compatibility/2006" xmlns:o="urn:schemas-microsoft-com:office:office" xmlns:r="http://schemas.openxmlformats.org/officeDocument/2006/relationships" xmlns:m="http://schemas.openxmlformats.org/officeDocument/2006/math" xmlns:v="urn:schemas-microsoft-com:vml" xmlns:wp="http://schemas.openxmlformats.org/drawingml/2006/wordprocessingDrawing" xmlns:w10="urn:schemas-microsoft-com:office:word" xmlns:w="http://schemas.openxmlformats.org/wordprocessingml/2006/main" xmlns:wne="http://schemas.microsoft.com/office/word/2006/wordml" xmlns:sl="http://schemas.openxmlformats.org/schemaLibrary/2006/main" xmlns:a="http://schemas.openxmlformats.org/drawingml/2006/main" xmlns:pic="http://schemas.openxmlformats.org/drawingml/2006/picture" xmlns:c="http://schemas.openxmlformats.org/drawingml/2006/chart" xmlns:lc="http://schemas.openxmlformats.org/drawingml/2006/lockedCanvas" xmlns:dgm="http://schemas.openxmlformats.org/drawingml/2006/diagram" xmlns:wps="http://schemas.microsoft.com/office/word/2010/wordprocessingShape" xmlns:wpg="http://schemas.microsoft.com/office/word/2010/wordprocessingGroup" xmlns:w14="http://schemas.microsoft.com/office/word/2010/wordml" xmlns:w15="http://schemas.microsoft.com/office/word/2012/wordml" xmlns:w16="http://schemas.microsoft.com/office/word/2018/wordml" xmlns:w16cex="http://schemas.microsoft.com/office/word/2018/wordml/cex" xmlns:w16cid="http://schemas.microsoft.com/office/word/2016/wordml/cid" xmlns="http://schemas.microsoft.com/office/tasks/2019/documenttasks" xmlns:cr="http://schemas.microsoft.com/office/comments/2020/reactions">
+<w:document xmlns:wpc="http://schemas.microsoft.com/office/word/2010/wordprocessingCanvas" xmlns:cx="http://schemas.microsoft.com/office/drawing/2014/chartex" xmlns:cx1="http://schemas.microsoft.com/office/drawing/2015/9/8/chartex" xmlns:cx2="http://schemas.microsoft.com/office/drawing/2015/10/21/chartex" xmlns:cx3="http://schemas.microsoft.com/office/drawing/2016/5/9/chartex" xmlns:cx4="http://schemas.microsoft.com/office/drawing/2016/5/10/chartex" xmlns:cx5="http://schemas.microsoft.com/office/drawing/2016/5/11/chartex" xmlns:cx6="http://schemas.microsoft.com/office/drawing/2016/5/12/chartex" xmlns:cx7="http://schemas.microsoft.com/office/drawing/2016/5/13/chartex" xmlns:cx8="http://schemas.microsoft.com/office/drawing/2016/5/14/chartex" xmlns:mc="http://schemas.openxmlformats.org/markup-compatibility/2006" xmlns:aink="http://schemas.microsoft.com/office/drawing/2016/ink" xmlns:am3d="http://schemas.microsoft.com/office/drawing/2017/model3d" xmlns:o="urn:schemas-microsoft-com:office:office" xmlns:oel="http://schemas.microsoft.com/office/2019/extlst" xmlns:r="http://schemas.openxmlformats.org/officeDocument/2006/relationships" xmlns:m="http://schemas.openxmlformats.org/officeDocument/2006/math" xmlns:v="urn:schemas-microsoft-com:vml" xmlns:wp14="http://schemas.microsoft.com/office/word/2010/wordprocessingDrawing" xmlns:wp="http://schemas.openxmlformats.org/drawingml/2006/wordprocessingDrawing" xmlns:w10="urn:schemas-microsoft-com:office:word" xmlns:w="http://schemas.openxmlformats.org/wordprocessingml/2006/main" xmlns:w14="http://schemas.microsoft.com/office/word/2010/wordml" xmlns:w15="http://schemas.microsoft.com/office/word/2012/wordml" xmlns:w16cex="http://schemas.microsoft.com/office/word/2018/wordml/cex" xmlns:w16cid="http://schemas.microsoft.com/office/word/2016/wordml/cid" xmlns:w16="http://schemas.microsoft.com/office/word/2018/wordml" xmlns:w16sdtdh="http://schemas.microsoft.com/office/word/2020/wordml/sdtdatahash" xmlns:w16se="http://schemas.microsoft.com/office/word/2015/wordml/symex" xmlns:wpg="http://schemas.microsoft.com/office/word/2010/wordprocessingGroup" xmlns:wpi="http://schemas.microsoft.com/office/word/2010/wordprocessingInk" xmlns:wne="http://schemas.microsoft.com/office/word/2006/wordml" xmlns:wps="http://schemas.microsoft.com/office/word/2010/wordprocessingShape" mc:Ignorable="w14 w15 w16se w16cid w16 w16cex w16sdtdh wp14">
   <w:body>
     <w:p>
       <w:pPr>
-        <w:pStyle w:val="Heading1"/>
+        <w:pStyle w:val="Ttulo1"/>
         <w:keepNext w:val="0"/>
         <w:keepLines w:val="0"/>
-        <w:spacing w:before="480" w:lineRule="auto"/>
-        <w:rPr>
-          <w:b w:val="1"/>
-          <w:bCs w:val="1"/>
+        <w:spacing w:before="480"/>
+        <w:rPr>
+          <w:b/>
+          <w:bCs/>
           <w:sz w:val="46"/>
           <w:szCs w:val="46"/>
-        </w:rPr>
-      </w:pPr>
-      <w:bookmarkStart w:colFirst="0" w:colLast="0" w:name="_7s1vdma4o318" w:id="0"/>
+          <w:lang w:val="es-PE"/>
+        </w:rPr>
+      </w:pPr>
+      <w:bookmarkStart w:id="0" w:name="_7s1vdma4o318" w:colFirst="0" w:colLast="0"/>
       <w:bookmarkEnd w:id="0"/>
       <w:r>
         <w:rPr>
-          <w:b w:val="1"/>
-          <w:bCs w:val="1"/>
+          <w:b/>
+          <w:bCs/>
           <w:sz w:val="46"/>
           <w:szCs w:val="46"/>
-          <w:rtl w:val="0"/>
-        </w:rPr>
-        <w:t xml:space="preserve">🚀 TEMPLATE OFICIAL — HITO </w:t>
-      </w:r>
-    </w:p>
-    <w:p>
-      <w:pPr>
-        <w:spacing w:after="240" w:before="240" w:lineRule="auto"/>
-        <w:rPr/>
-      </w:pPr>
-      <w:r>
-        <w:rPr>
-          <w:rtl w:val="0"/>
-        </w:rPr>
-        <w:t xml:space="preserve">(Para eventos, lanzamientos, colaboraciones o avances de QuantumHub)</w:t>
-      </w:r>
-    </w:p>
-    <w:p>
-      <w:pPr>
-        <w:rPr/>
-      </w:pPr>
-      <w:r>
-        <w:pict>
-          <v:rect style="width:0.0pt;height:1.5pt" o:hr="t" o:hrstd="t" o:hralign="center" fillcolor="#A0A0A0" stroked="f"/>
+        </w:rPr>
+        <w:t>🚀</w:t>
+      </w:r>
+      <w:r>
+        <w:rPr>
+          <w:b/>
+          <w:bCs/>
+          <w:sz w:val="46"/>
+          <w:szCs w:val="46"/>
+          <w:lang w:val="es-PE"/>
+        </w:rPr>
+        <w:t xml:space="preserve"> TEMPLATE OFICIAL — HITO </w:t>
+      </w:r>
+    </w:p>
+    <w:p>
+      <w:pPr>
+        <w:spacing w:before="240" w:after="240"/>
+        <w:rPr>
+          <w:lang w:val="es-PE"/>
+        </w:rPr>
+      </w:pPr>
+      <w:r>
+        <w:rPr>
+          <w:lang w:val="es-PE"/>
+        </w:rPr>
+        <w:t xml:space="preserve">(Para eventos, lanzamientos, colaboraciones o avances de </w:t>
+      </w:r>
+      <w:proofErr w:type="spellStart"/>
+      <w:r>
+        <w:rPr>
+          <w:lang w:val="es-PE"/>
+        </w:rPr>
+        <w:t>QuantumHub</w:t>
+      </w:r>
+      <w:proofErr w:type="spellEnd"/>
+      <w:r>
+        <w:rPr>
+          <w:lang w:val="es-PE"/>
+        </w:rPr>
+        <w:t>)</w:t>
+      </w:r>
+    </w:p>
+    <w:p>
+      <w:r>
+        <w:pict w14:anchorId="3DE27220">
+          <v:rect id="_x0000_i1025" style="width:0;height:1.5pt" o:hralign="center" o:hrstd="t" o:hr="t" fillcolor="#a0a0a0" stroked="f"/>
         </w:pict>
       </w:r>
-      <w:r>
-        <w:rPr>
-          <w:rtl w:val="0"/>
-        </w:rPr>
-      </w:r>
-    </w:p>
-    <w:p>
-      <w:pPr>
-        <w:pStyle w:val="Heading2"/>
+    </w:p>
+    <w:p>
+      <w:pPr>
+        <w:pStyle w:val="Ttulo2"/>
         <w:keepNext w:val="0"/>
         <w:keepLines w:val="0"/>
-        <w:spacing w:after="80" w:lineRule="auto"/>
-        <w:rPr>
-          <w:b w:val="1"/>
-          <w:bCs w:val="1"/>
+        <w:spacing w:after="80"/>
+        <w:rPr>
+          <w:b/>
+          <w:bCs/>
           <w:sz w:val="34"/>
           <w:szCs w:val="34"/>
-        </w:rPr>
-      </w:pPr>
-      <w:bookmarkStart w:colFirst="0" w:colLast="0" w:name="_wf6269cei5dc" w:id="1"/>
+          <w:lang w:val="es-PE"/>
+        </w:rPr>
+      </w:pPr>
+      <w:bookmarkStart w:id="1" w:name="_wf6269cei5dc" w:colFirst="0" w:colLast="0"/>
       <w:bookmarkEnd w:id="1"/>
       <w:r>
         <w:rPr>
-          <w:b w:val="1"/>
-          <w:bCs w:val="1"/>
+          <w:b/>
+          <w:bCs/>
           <w:sz w:val="34"/>
           <w:szCs w:val="34"/>
-          <w:rtl w:val="0"/>
-        </w:rPr>
-        <w:t xml:space="preserve">1. Título</w:t>
-      </w:r>
-    </w:p>
-    <w:p>
-      <w:pPr>
-        <w:spacing w:after="200" w:lineRule="auto"/>
-        <w:rPr/>
-      </w:pPr>
-      <w:r>
-        <w:rPr>
-          <w:rtl w:val="0"/>
-        </w:rPr>
-        <w:t xml:space="preserve">Inauguración de la QuantumHouse</w:t>
-      </w:r>
-      <w:r>
-        <w:rPr>
-          <w:rtl w:val="0"/>
-        </w:rPr>
-      </w:r>
-    </w:p>
-    <w:p>
-      <w:pPr>
-        <w:spacing w:before="240" w:lineRule="auto"/>
-        <w:rPr>
-          <w:b w:val="1"/>
-          <w:bCs w:val="1"/>
+          <w:lang w:val="es-PE"/>
+        </w:rPr>
+        <w:t>1. Título</w:t>
+      </w:r>
+    </w:p>
+    <w:p>
+      <w:pPr>
+        <w:spacing w:after="200"/>
+        <w:rPr>
+          <w:lang w:val="es-PE"/>
+        </w:rPr>
+      </w:pPr>
+      <w:r>
+        <w:rPr>
+          <w:lang w:val="es-PE"/>
+        </w:rPr>
+        <w:t xml:space="preserve">Inauguración de la </w:t>
+      </w:r>
+      <w:proofErr w:type="spellStart"/>
+      <w:r>
+        <w:rPr>
+          <w:lang w:val="es-PE"/>
+        </w:rPr>
+        <w:t>QuantumHouse</w:t>
+      </w:r>
+      <w:proofErr w:type="spellEnd"/>
+    </w:p>
+    <w:p>
+      <w:pPr>
+        <w:spacing w:before="240"/>
+        <w:rPr>
+          <w:b/>
+          <w:bCs/>
           <w:sz w:val="34"/>
           <w:szCs w:val="34"/>
-        </w:rPr>
-      </w:pPr>
-      <w:r>
-        <w:rPr>
-          <w:b w:val="1"/>
-          <w:bCs w:val="1"/>
+          <w:lang w:val="es-PE"/>
+        </w:rPr>
+      </w:pPr>
+      <w:r>
+        <w:rPr>
+          <w:b/>
+          <w:bCs/>
           <w:sz w:val="34"/>
           <w:szCs w:val="34"/>
-          <w:rtl w:val="0"/>
-        </w:rPr>
-        <w:t xml:space="preserve">2. Fecha</w:t>
-      </w:r>
-    </w:p>
-    <w:p>
-      <w:pPr>
-        <w:spacing w:after="240" w:lineRule="auto"/>
-        <w:rPr/>
-      </w:pPr>
-      <w:r>
-        <w:rPr>
-          <w:rtl w:val="0"/>
-        </w:rPr>
-        <w:t xml:space="preserve">enero de 2026</w:t>
-      </w:r>
-      <w:r>
-        <w:rPr>
-          <w:rtl w:val="0"/>
-        </w:rPr>
-      </w:r>
-    </w:p>
-    <w:p>
-      <w:pPr>
-        <w:pStyle w:val="Heading2"/>
+          <w:lang w:val="es-PE"/>
+        </w:rPr>
+        <w:t>2. Fecha</w:t>
+      </w:r>
+    </w:p>
+    <w:p>
+      <w:pPr>
+        <w:spacing w:after="240"/>
+        <w:rPr>
+          <w:lang w:val="es-PE"/>
+        </w:rPr>
+      </w:pPr>
+      <w:r>
+        <w:rPr>
+          <w:lang w:val="es-PE"/>
+        </w:rPr>
+        <w:t>Enero 2026</w:t>
+      </w:r>
+    </w:p>
+    <w:p>
+      <w:pPr>
+        <w:pStyle w:val="Ttulo2"/>
         <w:keepNext w:val="0"/>
         <w:keepLines w:val="0"/>
-        <w:spacing w:after="80" w:lineRule="auto"/>
-        <w:rPr>
-          <w:b w:val="1"/>
-          <w:bCs w:val="1"/>
+        <w:spacing w:after="80"/>
+        <w:rPr>
+          <w:b/>
+          <w:bCs/>
           <w:sz w:val="34"/>
           <w:szCs w:val="34"/>
-        </w:rPr>
-      </w:pPr>
-      <w:bookmarkStart w:colFirst="0" w:colLast="0" w:name="_ih2frledbxiv" w:id="2"/>
+          <w:lang w:val="es-PE"/>
+        </w:rPr>
+      </w:pPr>
+      <w:bookmarkStart w:id="2" w:name="_ih2frledbxiv" w:colFirst="0" w:colLast="0"/>
       <w:bookmarkEnd w:id="2"/>
       <w:r>
         <w:rPr>
-          <w:b w:val="1"/>
-          <w:bCs w:val="1"/>
+          <w:b/>
+          <w:bCs/>
           <w:sz w:val="34"/>
           <w:szCs w:val="34"/>
-          <w:rtl w:val="0"/>
-        </w:rPr>
-        <w:t xml:space="preserve">3. Resumen corto (máx. 2–3 líneas)</w:t>
-      </w:r>
-    </w:p>
-    <w:p>
-      <w:pPr>
-        <w:spacing w:after="240" w:lineRule="auto"/>
-        <w:rPr/>
-      </w:pPr>
-      <w:r>
-        <w:rPr>
-          <w:rtl w:val="0"/>
+          <w:lang w:val="es-PE"/>
+        </w:rPr>
+        <w:t>3. Resumen corto (máx. 2–3 líneas)</w:t>
+      </w:r>
+    </w:p>
+    <w:p>
+      <w:pPr>
+        <w:spacing w:after="240"/>
+        <w:rPr>
+          <w:lang w:val="es-PE"/>
+        </w:rPr>
+      </w:pPr>
+      <w:r>
+        <w:rPr>
+          <w:lang w:val="es-PE"/>
         </w:rPr>
         <w:t xml:space="preserve">La </w:t>
       </w:r>
       <w:r>
         <w:rPr>
-          <w:b w:val="1"/>
-          <w:bCs w:val="1"/>
-          <w:rtl w:val="0"/>
-        </w:rPr>
-        <w:t xml:space="preserve">QuantumHouse</w:t>
-      </w:r>
-      <w:r>
-        <w:rPr>
-          <w:rtl w:val="0"/>
+          <w:b/>
+          <w:bCs/>
+          <w:lang w:val="es-PE"/>
+        </w:rPr>
+        <w:t>QuantumHouse</w:t>
+      </w:r>
+      <w:r>
+        <w:rPr>
+          <w:lang w:val="es-PE"/>
         </w:rPr>
         <w:t xml:space="preserve"> fue una experiencia de convivencia única en enero de 2026. Al compartir un mismo espacio durante una semana, afianzamos vínculos que nos ayudaron a crear una cohesión natural y un sentido de pertenencia especial en nuestra organización.</w:t>
       </w:r>
-      <w:r>
-        <w:rPr>
-          <w:rtl w:val="0"/>
-        </w:rPr>
-      </w:r>
-    </w:p>
-    <w:p>
-      <w:pPr>
-        <w:pStyle w:val="Heading2"/>
+    </w:p>
+    <w:p>
+      <w:pPr>
+        <w:pStyle w:val="Ttulo2"/>
         <w:keepNext w:val="0"/>
         <w:keepLines w:val="0"/>
-        <w:spacing w:after="80" w:lineRule="auto"/>
-        <w:rPr>
-          <w:b w:val="1"/>
-          <w:bCs w:val="1"/>
+        <w:spacing w:after="80"/>
+        <w:rPr>
+          <w:b/>
+          <w:bCs/>
           <w:sz w:val="34"/>
           <w:szCs w:val="34"/>
-        </w:rPr>
-      </w:pPr>
-      <w:bookmarkStart w:colFirst="0" w:colLast="0" w:name="_wctgimqs83ql" w:id="3"/>
+          <w:lang w:val="es-PE"/>
+        </w:rPr>
+      </w:pPr>
+      <w:bookmarkStart w:id="3" w:name="_wctgimqs83ql" w:colFirst="0" w:colLast="0"/>
       <w:bookmarkEnd w:id="3"/>
       <w:r>
         <w:rPr>
-          <w:b w:val="1"/>
-          <w:bCs w:val="1"/>
+          <w:b/>
+          <w:bCs/>
           <w:sz w:val="34"/>
           <w:szCs w:val="34"/>
-          <w:rtl w:val="0"/>
-        </w:rPr>
-        <w:t xml:space="preserve">4. Desarrollo (300–500+ palabras)</w:t>
-      </w:r>
-    </w:p>
-    <w:p>
-      <w:pPr>
-        <w:spacing w:after="240" w:before="240" w:lineRule="auto"/>
-        <w:rPr/>
-      </w:pPr>
-      <w:r>
-        <w:rPr>
-          <w:rtl w:val="0"/>
-        </w:rPr>
-        <w:t xml:space="preserve">A principios de 2026, el equipo de QuantumHub se reunió para organizar un evento inolvidable. En un departamento de San Miguel, Lima, el recién llegado CEO, fundadoras, directores e investigadores nos sentamos en una misma mesa para discutir cómo seguir desarrollando el primer ecosistema cuántico del Perú. Luego del reciente éxito del Quantum AI Summit y la graduación de la primera gran cohorte del curso, pasado el fulgor y la celebración, la gran interrogante era: ¿Cuál era el siguiente paso?</w:t>
-      </w:r>
-    </w:p>
-    <w:p>
-      <w:pPr>
-        <w:spacing w:after="240" w:before="240" w:lineRule="auto"/>
-        <w:rPr/>
-      </w:pPr>
-      <w:r>
-        <w:rPr>
-          <w:rtl w:val="0"/>
-        </w:rPr>
-        <w:t xml:space="preserve">Nuestra primera impresión estuvo marcada por un contratiempo logístico que nos obligó a pasar el primer día en un espacio alternativo. Al llegar ese lunes por la tarde, corría un ambiente de ligera desconfianza entre los más nuevos; aunque algunos ya nos conocíamos, nunca habíamos pasado una semana bajo el mismo techo. Tras los saludos de costumbre, pasamos a lo urgente: la comida. Pedimos una cena contundente que dio paso a la primera imagen del pizarrón que alguien trajo convenientemente. Una cama inflable rota después, repartimos los dormitorios y, aunque suene raro, salimos a jugar fútbol para finalmente caer cansados a dormir.</w:t>
-      </w:r>
-    </w:p>
-    <w:p>
-      <w:pPr>
-        <w:spacing w:after="240" w:before="240" w:lineRule="auto"/>
-        <w:rPr/>
-      </w:pPr>
-      <w:r>
-        <w:rPr>
-          <w:rtl w:val="0"/>
-        </w:rPr>
-        <w:t xml:space="preserve">El martes fue de planeación. Decidimos que para tener una experiencia completa debíamos cocinar. Llenamos el pizarrón con los platillos asignados y, tras escuchar muchas canciones, salimos a comprar insumos. Cocinábamos sin saber mucho, pero el objetivo real era poder conversar, reír y abrirnos poco a poco. El miércoles salimos temprano hacia una olla común en Ate. Fue una salida necesaria y gratificante para conectar con la parte de la sociedad que requiere apoyo visibilizado, recordando que la tecnología puede ayudarnos a crecer, pero la humanidad es la que nos hace desarrollarnos.</w:t>
-      </w:r>
-    </w:p>
-    <w:p>
-      <w:pPr>
-        <w:spacing w:after="240" w:before="240" w:lineRule="auto"/>
-        <w:rPr/>
-      </w:pPr>
-      <w:r>
-        <w:rPr>
-          <w:rtl w:val="0"/>
-        </w:rPr>
-        <w:t xml:space="preserve">El jueves sirvió como antesala a reuniones clave. Después de las conferencias virtuales del CQN Winter School, salimos a caminar, jugamos fútbol otra vez, conversamos y dedicamos la noche a conocer mejor el barrio que nos acogía. El viernes fuimos temprano a la UNI para asistir a la conferencia “Entre Físicos” de Derivate, acompañando a Freddy Herrera, quien fue ponente. Aprovechamos para hacer networking con grandes profesionales y, por la noche, repetimos la salida nocturna.</w:t>
-      </w:r>
-    </w:p>
-    <w:p>
-      <w:pPr>
-        <w:spacing w:after="240" w:before="240" w:lineRule="auto"/>
-        <w:rPr/>
-      </w:pPr>
-      <w:r>
-        <w:rPr>
-          <w:rtl w:val="0"/>
-        </w:rPr>
-        <w:t xml:space="preserve">El sábado visitamos a los presidentes de Lead PUCP e IEEE Computer Society PUCP, logrando una fructífera charla sobre alianzas estratégicas y un tour por el campus. En la noche, exploramos el ambiente del Parque Kennedy. Finalmente, el domingo abordamos la pregunta inicial. En la misma mesa donde compartimos la semana, definimos roles, consolidamos rutas y el objetivo del año. Hicimos un juramento, sintiendo que pertenecemos a algo más grande.</w:t>
-      </w:r>
-    </w:p>
-    <w:p>
-      <w:pPr>
-        <w:spacing w:after="240" w:before="240" w:lineRule="auto"/>
-        <w:rPr/>
-      </w:pPr>
-      <w:r>
-        <w:rPr>
-          <w:rtl w:val="0"/>
-        </w:rPr>
-        <w:t xml:space="preserve">La mañana de despedida fue un goteo de emociones. Nos despedimos sabiendo que, mientras exista el recuerdo, seguiremos entrelazados como qubits, sin importar los kilómetros. Llevaremos siempre presentes esos momentos en los que sentimos lo que es vivir, porque juro que entonces éramos infinitos.</w:t>
-      </w:r>
-      <w:r>
-        <w:rPr>
-          <w:rtl w:val="0"/>
-        </w:rPr>
-      </w:r>
-    </w:p>
-    <w:p>
-      <w:pPr>
-        <w:rPr/>
-      </w:pPr>
-      <w:r>
-        <w:rPr>
-          <w:rtl w:val="0"/>
-        </w:rPr>
-      </w:r>
-    </w:p>
-    <w:p>
-      <w:pPr>
-        <w:pStyle w:val="Heading2"/>
+          <w:lang w:val="es-PE"/>
+        </w:rPr>
+        <w:t>4. Desarrollo (300–500+ palabras)</w:t>
+      </w:r>
+    </w:p>
+    <w:p>
+      <w:pPr>
+        <w:spacing w:before="240" w:after="240"/>
+        <w:rPr>
+          <w:lang w:val="es-PE"/>
+        </w:rPr>
+      </w:pPr>
+      <w:r>
+        <w:rPr>
+          <w:lang w:val="es-PE"/>
+        </w:rPr>
+        <w:t>A principios de 2026, el equipo de QuantumHub se reunió para organizar un evento inolvidable. En un departamento de San Miguel, Lima, el recién llegado CEO, fundadoras, directores e investigadores nos sentamos en una misma mesa para discutir cómo seguir desarrollando el primer ecosistema cuántico del Perú. Luego del reciente éxito del Quantum AI Summit y la graduación de la primera gran cohorte del curso, pasado el fulgor y la celebración, la gran interrogante era: ¿Cuál era el siguiente paso?</w:t>
+      </w:r>
+    </w:p>
+    <w:p>
+      <w:pPr>
+        <w:spacing w:before="240" w:after="240"/>
+        <w:rPr>
+          <w:lang w:val="es-PE"/>
+        </w:rPr>
+      </w:pPr>
+      <w:r>
+        <w:rPr>
+          <w:lang w:val="es-PE"/>
+        </w:rPr>
+        <w:t>Nuestra primera impresión estuvo marcada por un contratiempo logístico que nos obligó a pasar el primer día en un espacio alternativo. Al llegar ese lunes por la tarde, corría un ambiente de ligera desconfianza entre los más nuevos; aunque algunos ya nos conocíamos, nunca habíamos pasado una semana bajo el mismo techo. Tras los saludos de costumbre, pasamos a lo urgente: la comida. Pedimos una cena contundente que dio paso a la primera imagen del pizarrón que alguien trajo convenientemente. Una cama inflable rota después, repartimos los dormitorios y, aunque suene raro, salimos a jugar fútbol para finalmente caer cansados a dormir.</w:t>
+      </w:r>
+    </w:p>
+    <w:p>
+      <w:pPr>
+        <w:spacing w:before="240" w:after="240"/>
+        <w:rPr>
+          <w:lang w:val="es-PE"/>
+        </w:rPr>
+      </w:pPr>
+      <w:r>
+        <w:rPr>
+          <w:lang w:val="es-PE"/>
+        </w:rPr>
+        <w:t xml:space="preserve">El martes fue de planeación. Decidimos que para tener una experiencia completa debíamos cocinar. Llenamos el pizarrón con los platillos asignados y, tras escuchar muchas canciones, salimos a comprar insumos. Cocinábamos sin saber mucho, pero el objetivo real era poder conversar, reír y abrirnos poco a poco. El miércoles salimos temprano hacia una olla común en </w:t>
+      </w:r>
+      <w:r>
+        <w:rPr>
+          <w:lang w:val="es-PE"/>
+        </w:rPr>
+        <w:lastRenderedPageBreak/>
+        <w:t>Ate. Fue una salida necesaria y gratificante para conectar con la parte de la sociedad que requiere apoyo visibilizado, recordando que la tecnología puede ayudarnos a crecer, pero la humanidad es la que nos hace desarrollarnos.</w:t>
+      </w:r>
+    </w:p>
+    <w:p>
+      <w:pPr>
+        <w:spacing w:before="240" w:after="240"/>
+        <w:rPr>
+          <w:lang w:val="es-PE"/>
+        </w:rPr>
+      </w:pPr>
+      <w:r>
+        <w:rPr>
+          <w:lang w:val="es-PE"/>
+        </w:rPr>
+        <w:t>El jueves sirvió como antesala a reuniones clave. Después de las conferencias virtuales del CQN Winter School, salimos a caminar, jugamos fútbol otra vez, conversamos y dedicamos la noche a conocer mejor el barrio que nos acogía. El viernes fuimos temprano a la UNI para asistir a la conferencia “Entre Físicos” de Derivate, acompañando a Freddy Herrera, quien fue ponente. Aprovechamos para hacer networking con grandes profesionales y, por la noche, repetimos la salida nocturna.</w:t>
+      </w:r>
+    </w:p>
+    <w:p>
+      <w:pPr>
+        <w:spacing w:before="240" w:after="240"/>
+        <w:rPr>
+          <w:lang w:val="es-PE"/>
+        </w:rPr>
+      </w:pPr>
+      <w:r>
+        <w:rPr>
+          <w:lang w:val="es-PE"/>
+        </w:rPr>
+        <w:t>El sábado visitamos a los presidentes de Lead PUCP e IEEE Computer Society PUCP, logrando una fructífera charla sobre alianzas estratégicas y un tour por el campus. En la noche, exploramos el ambiente del Parque Kennedy. Finalmente, el domingo abordamos la pregunta inicial. En la misma mesa donde compartimos la semana, definimos roles, consolidamos rutas y el objetivo del año. Hicimos un juramento, sintiendo que pertenecemos a algo más grande.</w:t>
+      </w:r>
+    </w:p>
+    <w:p>
+      <w:pPr>
+        <w:spacing w:before="240" w:after="240"/>
+        <w:rPr>
+          <w:lang w:val="es-PE"/>
+        </w:rPr>
+      </w:pPr>
+      <w:r>
+        <w:rPr>
+          <w:lang w:val="es-PE"/>
+        </w:rPr>
+        <w:t>La mañana de despedida fue un goteo de emociones. Nos despedimos sabiendo que, mientras exista el recuerdo, seguiremos entrelazados como qubits, sin importar los kilómetros. Llevaremos siempre presentes esos momentos en los que sentimos lo que es vivir, porque juro que entonces éramos infinitos.</w:t>
+      </w:r>
+    </w:p>
+    <w:p>
+      <w:pPr>
+        <w:rPr>
+          <w:lang w:val="es-PE"/>
+        </w:rPr>
+      </w:pPr>
+    </w:p>
+    <w:p>
+      <w:pPr>
+        <w:pStyle w:val="Ttulo2"/>
         <w:keepNext w:val="0"/>
         <w:keepLines w:val="0"/>
-        <w:spacing w:after="80" w:lineRule="auto"/>
-        <w:rPr>
-          <w:b w:val="1"/>
-          <w:bCs w:val="1"/>
+        <w:spacing w:after="80"/>
+        <w:rPr>
+          <w:b/>
+          <w:bCs/>
           <w:sz w:val="34"/>
           <w:szCs w:val="34"/>
         </w:rPr>
       </w:pPr>
-      <w:bookmarkStart w:colFirst="0" w:colLast="0" w:name="_f52oty4obenm" w:id="4"/>
+      <w:bookmarkStart w:id="4" w:name="_f52oty4obenm" w:colFirst="0" w:colLast="0"/>
       <w:bookmarkEnd w:id="4"/>
       <w:r>
         <w:rPr>
-          <w:b w:val="1"/>
-          <w:bCs w:val="1"/>
+          <w:b/>
+          <w:bCs/>
           <w:sz w:val="34"/>
           <w:szCs w:val="34"/>
-          <w:rtl w:val="0"/>
-        </w:rPr>
-        <w:t xml:space="preserve">5. Enlace oficial</w:t>
-      </w:r>
-    </w:p>
-    <w:p>
-      <w:pPr>
-        <w:spacing w:after="240" w:lineRule="auto"/>
-        <w:rPr/>
-      </w:pPr>
-      <w:r>
-        <w:rPr>
-          <w:rtl w:val="0"/>
-        </w:rPr>
-        <w:t xml:space="preserve">Instagram / LinkedIn / Web</w:t>
-      </w:r>
-    </w:p>
-    <w:p>
-      <w:pPr>
-        <w:rPr/>
-      </w:pPr>
-      <w:r>
-        <w:rPr>
-          <w:rtl w:val="0"/>
-        </w:rPr>
-      </w:r>
-    </w:p>
-    <w:p>
-      <w:pPr>
-        <w:rPr/>
-      </w:pPr>
-      <w:r>
-        <w:rPr>
-          <w:rtl w:val="0"/>
-        </w:rPr>
-      </w:r>
-    </w:p>
+        </w:rPr>
+        <w:t xml:space="preserve">5. Enlace </w:t>
+      </w:r>
+      <w:proofErr w:type="spellStart"/>
+      <w:r>
+        <w:rPr>
+          <w:b/>
+          <w:bCs/>
+          <w:sz w:val="34"/>
+          <w:szCs w:val="34"/>
+        </w:rPr>
+        <w:t>oficial</w:t>
+      </w:r>
+      <w:proofErr w:type="spellEnd"/>
+    </w:p>
+    <w:p/>
+    <w:p/>
     <w:sectPr>
-      <w:pgSz w:h="15840" w:w="12240" w:orient="portrait"/>
-      <w:pgMar w:bottom="1440" w:top="1440" w:left="1440" w:right="1440" w:header="720" w:footer="720"/>
+      <w:pgSz w:w="12240" w:h="15840"/>
+      <w:pgMar w:top="1440" w:right="1440" w:bottom="1440" w:left="1440" w:header="720" w:footer="720" w:gutter="0"/>
       <w:pgNumType w:start="1"/>
+      <w:cols w:space="720"/>
     </w:sectPr>
   </w:body>
 </w:document>
 </file>
 
-<file path=word/numbering.xml><?xml version="1.0" encoding="utf-8"?>
-<w:numbering xmlns:mc="http://schemas.openxmlformats.org/markup-compatibility/2006" xmlns:o="urn:schemas-microsoft-com:office:office" xmlns:r="http://schemas.openxmlformats.org/officeDocument/2006/relationships" xmlns:m="http://schemas.openxmlformats.org/officeDocument/2006/math" xmlns:v="urn:schemas-microsoft-com:vml" xmlns:wp="http://schemas.openxmlformats.org/drawingml/2006/wordprocessingDrawing" xmlns:w10="urn:schemas-microsoft-com:office:word" xmlns:w="http://schemas.openxmlformats.org/wordprocessingml/2006/main" xmlns:wne="http://schemas.microsoft.com/office/word/2006/wordml" xmlns:sl="http://schemas.openxmlformats.org/schemaLibrary/2006/main" xmlns:a="http://schemas.openxmlformats.org/drawingml/2006/main" xmlns:pic="http://schemas.openxmlformats.org/drawingml/2006/picture" xmlns:c="http://schemas.openxmlformats.org/drawingml/2006/chart" xmlns:lc="http://schemas.openxmlformats.org/drawingml/2006/lockedCanvas" xmlns:dgm="http://schemas.openxmlformats.org/drawingml/2006/diagram" xmlns:wps="http://schemas.microsoft.com/office/word/2010/wordprocessingShape" xmlns:wpg="http://schemas.microsoft.com/office/word/2010/wordprocessingGroup" xmlns:w14="http://schemas.microsoft.com/office/word/2010/wordml" xmlns:w15="http://schemas.microsoft.com/office/word/2012/wordml" xmlns:w16="http://schemas.microsoft.com/office/word/2018/wordml" xmlns:w16cex="http://schemas.microsoft.com/office/word/2018/wordml/cex" xmlns:w16cid="http://schemas.microsoft.com/office/word/2016/wordml/cid" xmlns="http://schemas.microsoft.com/office/tasks/2019/documenttasks" xmlns:cr="http://schemas.microsoft.com/office/comments/2020/reactions"/>
-</file>
-
 <file path=word/styles.xml><?xml version="1.0" encoding="utf-8"?>
-<w:styles xmlns:mc="http://schemas.openxmlformats.org/markup-compatibility/2006" xmlns:o="urn:schemas-microsoft-com:office:office" xmlns:r="http://schemas.openxmlformats.org/officeDocument/2006/relationships" xmlns:m="http://schemas.openxmlformats.org/officeDocument/2006/math" xmlns:v="urn:schemas-microsoft-com:vml" xmlns:wp="http://schemas.openxmlformats.org/drawingml/2006/wordprocessingDrawing" xmlns:w10="urn:schemas-microsoft-com:office:word" xmlns:w="http://schemas.openxmlformats.org/wordprocessingml/2006/main" xmlns:wne="http://schemas.microsoft.com/office/word/2006/wordml" xmlns:sl="http://schemas.openxmlformats.org/schemaLibrary/2006/main" xmlns:a="http://schemas.openxmlformats.org/drawingml/2006/main" xmlns:pic="http://schemas.openxmlformats.org/drawingml/2006/picture" xmlns:c="http://schemas.openxmlformats.org/drawingml/2006/chart" xmlns:lc="http://schemas.openxmlformats.org/drawingml/2006/lockedCanvas" xmlns:dgm="http://schemas.openxmlformats.org/drawingml/2006/diagram" xmlns:wps="http://schemas.microsoft.com/office/word/2010/wordprocessingShape" xmlns:wpg="http://schemas.microsoft.com/office/word/2010/wordprocessingGroup" xmlns:w14="http://schemas.microsoft.com/office/word/2010/wordml" xmlns:w15="http://schemas.microsoft.com/office/word/2012/wordml" xmlns:w16="http://schemas.microsoft.com/office/word/2018/wordml" xmlns:w16cex="http://schemas.microsoft.com/office/word/2018/wordml/cex" xmlns:w16cid="http://schemas.microsoft.com/office/word/2016/wordml/cid" xmlns="http://schemas.microsoft.com/office/tasks/2019/documenttasks" xmlns:cr="http://schemas.microsoft.com/office/comments/2020/reactions">
+<w:styles xmlns:mc="http://schemas.openxmlformats.org/markup-compatibility/2006" xmlns:r="http://schemas.openxmlformats.org/officeDocument/2006/relationships" xmlns:w="http://schemas.openxmlformats.org/wordprocessingml/2006/main" xmlns:w14="http://schemas.microsoft.com/office/word/2010/wordml" xmlns:w15="http://schemas.microsoft.com/office/word/2012/wordml" xmlns:w16cex="http://schemas.microsoft.com/office/word/2018/wordml/cex" xmlns:w16cid="http://schemas.microsoft.com/office/word/2016/wordml/cid" xmlns:w16="http://schemas.microsoft.com/office/word/2018/wordml" xmlns:w16sdtdh="http://schemas.microsoft.com/office/word/2020/wordml/sdtdatahash" xmlns:w16se="http://schemas.microsoft.com/office/word/2015/wordml/symex" mc:Ignorable="w14 w15 w16se w16cid w16 w16cex w16sdtdh">
   <w:docDefaults>
     <w:rPrDefault>
       <w:rPr>
-        <w:rFonts w:ascii="Arial" w:cs="Arial" w:eastAsia="Arial" w:hAnsi="Arial"/>
+        <w:rFonts w:ascii="Arial" w:eastAsia="Arial" w:hAnsi="Arial" w:cs="Arial"/>
         <w:sz w:val="22"/>
         <w:szCs w:val="22"/>
-        <w:lang w:val="en"/>
+        <w:lang w:val="en" w:eastAsia="es-PE" w:bidi="ar-SA"/>
       </w:rPr>
     </w:rPrDefault>
     <w:pPrDefault>
@@ -394,79 +403,456 @@
       </w:pPr>
     </w:pPrDefault>
   </w:docDefaults>
-  <w:style w:type="table" w:styleId="TableNormal" w:default="1">
-    <w:name w:val="TableNormal"/>
-    <w:tblPr>
-      <w:tblCellMar>
-        <w:top w:w="100.0" w:type="dxa"/>
-        <w:left w:w="100.0" w:type="dxa"/>
-        <w:bottom w:w="100.0" w:type="dxa"/>
-        <w:right w:w="100.0" w:type="dxa"/>
-      </w:tblCellMar>
-    </w:tblPr>
+  <w:latentStyles w:defLockedState="0" w:defUIPriority="99" w:defSemiHidden="0" w:defUnhideWhenUsed="0" w:defQFormat="0" w:count="376">
+    <w:lsdException w:name="Normal" w:uiPriority="0" w:qFormat="1"/>
+    <w:lsdException w:name="heading 1" w:uiPriority="9" w:qFormat="1"/>
+    <w:lsdException w:name="heading 2" w:semiHidden="1" w:uiPriority="9" w:unhideWhenUsed="1" w:qFormat="1"/>
+    <w:lsdException w:name="heading 3" w:semiHidden="1" w:uiPriority="9" w:unhideWhenUsed="1" w:qFormat="1"/>
+    <w:lsdException w:name="heading 4" w:semiHidden="1" w:uiPriority="9" w:unhideWhenUsed="1" w:qFormat="1"/>
+    <w:lsdException w:name="heading 5" w:semiHidden="1" w:uiPriority="9" w:unhideWhenUsed="1" w:qFormat="1"/>
+    <w:lsdException w:name="heading 6" w:semiHidden="1" w:uiPriority="9" w:unhideWhenUsed="1" w:qFormat="1"/>
+    <w:lsdException w:name="heading 7" w:semiHidden="1" w:uiPriority="9" w:unhideWhenUsed="1" w:qFormat="1"/>
+    <w:lsdException w:name="heading 8" w:semiHidden="1" w:uiPriority="9" w:unhideWhenUsed="1" w:qFormat="1"/>
+    <w:lsdException w:name="heading 9" w:semiHidden="1" w:uiPriority="9" w:unhideWhenUsed="1" w:qFormat="1"/>
+    <w:lsdException w:name="index 1" w:semiHidden="1" w:unhideWhenUsed="1"/>
+    <w:lsdException w:name="index 2" w:semiHidden="1" w:unhideWhenUsed="1"/>
+    <w:lsdException w:name="index 3" w:semiHidden="1" w:unhideWhenUsed="1"/>
+    <w:lsdException w:name="index 4" w:semiHidden="1" w:unhideWhenUsed="1"/>
+    <w:lsdException w:name="index 5" w:semiHidden="1" w:unhideWhenUsed="1"/>
+    <w:lsdException w:name="index 6" w:semiHidden="1" w:unhideWhenUsed="1"/>
+    <w:lsdException w:name="index 7" w:semiHidden="1" w:unhideWhenUsed="1"/>
+    <w:lsdException w:name="index 8" w:semiHidden="1" w:unhideWhenUsed="1"/>
+    <w:lsdException w:name="index 9" w:semiHidden="1" w:unhideWhenUsed="1"/>
+    <w:lsdException w:name="toc 1" w:semiHidden="1" w:uiPriority="39" w:unhideWhenUsed="1"/>
+    <w:lsdException w:name="toc 2" w:semiHidden="1" w:uiPriority="39" w:unhideWhenUsed="1"/>
+    <w:lsdException w:name="toc 3" w:semiHidden="1" w:uiPriority="39" w:unhideWhenUsed="1"/>
+    <w:lsdException w:name="toc 4" w:semiHidden="1" w:uiPriority="39" w:unhideWhenUsed="1"/>
+    <w:lsdException w:name="toc 5" w:semiHidden="1" w:uiPriority="39" w:unhideWhenUsed="1"/>
+    <w:lsdException w:name="toc 6" w:semiHidden="1" w:uiPriority="39" w:unhideWhenUsed="1"/>
+    <w:lsdException w:name="toc 7" w:semiHidden="1" w:uiPriority="39" w:unhideWhenUsed="1"/>
+    <w:lsdException w:name="toc 8" w:semiHidden="1" w:uiPriority="39" w:unhideWhenUsed="1"/>
+    <w:lsdException w:name="toc 9" w:semiHidden="1" w:uiPriority="39" w:unhideWhenUsed="1"/>
+    <w:lsdException w:name="Normal Indent" w:semiHidden="1" w:unhideWhenUsed="1"/>
+    <w:lsdException w:name="footnote text" w:semiHidden="1" w:unhideWhenUsed="1"/>
+    <w:lsdException w:name="annotation text" w:semiHidden="1" w:unhideWhenUsed="1"/>
+    <w:lsdException w:name="header" w:semiHidden="1" w:unhideWhenUsed="1"/>
+    <w:lsdException w:name="footer" w:semiHidden="1" w:unhideWhenUsed="1"/>
+    <w:lsdException w:name="index heading" w:semiHidden="1" w:unhideWhenUsed="1"/>
+    <w:lsdException w:name="caption" w:semiHidden="1" w:uiPriority="35" w:unhideWhenUsed="1" w:qFormat="1"/>
+    <w:lsdException w:name="table of figures" w:semiHidden="1" w:unhideWhenUsed="1"/>
+    <w:lsdException w:name="envelope address" w:semiHidden="1" w:unhideWhenUsed="1"/>
+    <w:lsdException w:name="envelope return" w:semiHidden="1" w:unhideWhenUsed="1"/>
+    <w:lsdException w:name="footnote reference" w:semiHidden="1" w:unhideWhenUsed="1"/>
+    <w:lsdException w:name="annotation reference" w:semiHidden="1" w:unhideWhenUsed="1"/>
+    <w:lsdException w:name="line number" w:semiHidden="1" w:unhideWhenUsed="1"/>
+    <w:lsdException w:name="page number" w:semiHidden="1" w:unhideWhenUsed="1"/>
+    <w:lsdException w:name="endnote reference" w:semiHidden="1" w:unhideWhenUsed="1"/>
+    <w:lsdException w:name="endnote text" w:semiHidden="1" w:unhideWhenUsed="1"/>
+    <w:lsdException w:name="table of authorities" w:semiHidden="1" w:unhideWhenUsed="1"/>
+    <w:lsdException w:name="macro" w:semiHidden="1" w:unhideWhenUsed="1"/>
+    <w:lsdException w:name="toa heading" w:semiHidden="1" w:unhideWhenUsed="1"/>
+    <w:lsdException w:name="List" w:semiHidden="1" w:unhideWhenUsed="1"/>
+    <w:lsdException w:name="List Bullet" w:semiHidden="1" w:unhideWhenUsed="1"/>
+    <w:lsdException w:name="List Number" w:semiHidden="1" w:unhideWhenUsed="1"/>
+    <w:lsdException w:name="List 2" w:semiHidden="1" w:unhideWhenUsed="1"/>
+    <w:lsdException w:name="List 3" w:semiHidden="1" w:unhideWhenUsed="1"/>
+    <w:lsdException w:name="List 4" w:semiHidden="1" w:unhideWhenUsed="1"/>
+    <w:lsdException w:name="List 5" w:semiHidden="1" w:unhideWhenUsed="1"/>
+    <w:lsdException w:name="List Bullet 2" w:semiHidden="1" w:unhideWhenUsed="1"/>
+    <w:lsdException w:name="List Bullet 3" w:semiHidden="1" w:unhideWhenUsed="1"/>
+    <w:lsdException w:name="List Bullet 4" w:semiHidden="1" w:unhideWhenUsed="1"/>
+    <w:lsdException w:name="List Bullet 5" w:semiHidden="1" w:unhideWhenUsed="1"/>
+    <w:lsdException w:name="List Number 2" w:semiHidden="1" w:unhideWhenUsed="1"/>
+    <w:lsdException w:name="List Number 3" w:semiHidden="1" w:unhideWhenUsed="1"/>
+    <w:lsdException w:name="List Number 4" w:semiHidden="1" w:unhideWhenUsed="1"/>
+    <w:lsdException w:name="List Number 5" w:semiHidden="1" w:unhideWhenUsed="1"/>
+    <w:lsdException w:name="Title" w:uiPriority="10" w:qFormat="1"/>
+    <w:lsdException w:name="Closing" w:semiHidden="1" w:unhideWhenUsed="1"/>
+    <w:lsdException w:name="Signature" w:semiHidden="1" w:unhideWhenUsed="1"/>
+    <w:lsdException w:name="Default Paragraph Font" w:semiHidden="1" w:uiPriority="1" w:unhideWhenUsed="1"/>
+    <w:lsdException w:name="Body Text" w:semiHidden="1" w:unhideWhenUsed="1"/>
+    <w:lsdException w:name="Body Text Indent" w:semiHidden="1" w:unhideWhenUsed="1"/>
+    <w:lsdException w:name="List Continue" w:semiHidden="1" w:unhideWhenUsed="1"/>
+    <w:lsdException w:name="List Continue 2" w:semiHidden="1" w:unhideWhenUsed="1"/>
+    <w:lsdException w:name="List Continue 3" w:semiHidden="1" w:unhideWhenUsed="1"/>
+    <w:lsdException w:name="List Continue 4" w:semiHidden="1" w:unhideWhenUsed="1"/>
+    <w:lsdException w:name="List Continue 5" w:semiHidden="1" w:unhideWhenUsed="1"/>
+    <w:lsdException w:name="Message Header" w:semiHidden="1" w:unhideWhenUsed="1"/>
+    <w:lsdException w:name="Subtitle" w:uiPriority="11" w:qFormat="1"/>
+    <w:lsdException w:name="Salutation" w:semiHidden="1" w:unhideWhenUsed="1"/>
+    <w:lsdException w:name="Date" w:semiHidden="1" w:unhideWhenUsed="1"/>
+    <w:lsdException w:name="Body Text First Indent" w:semiHidden="1" w:unhideWhenUsed="1"/>
+    <w:lsdException w:name="Body Text First Indent 2" w:semiHidden="1" w:unhideWhenUsed="1"/>
+    <w:lsdException w:name="Note Heading" w:semiHidden="1" w:unhideWhenUsed="1"/>
+    <w:lsdException w:name="Body Text 2" w:semiHidden="1" w:unhideWhenUsed="1"/>
+    <w:lsdException w:name="Body Text 3" w:semiHidden="1" w:unhideWhenUsed="1"/>
+    <w:lsdException w:name="Body Text Indent 2" w:semiHidden="1" w:unhideWhenUsed="1"/>
+    <w:lsdException w:name="Body Text Indent 3" w:semiHidden="1" w:unhideWhenUsed="1"/>
+    <w:lsdException w:name="Block Text" w:semiHidden="1" w:unhideWhenUsed="1"/>
+    <w:lsdException w:name="Hyperlink" w:semiHidden="1" w:unhideWhenUsed="1"/>
+    <w:lsdException w:name="FollowedHyperlink" w:semiHidden="1" w:unhideWhenUsed="1"/>
+    <w:lsdException w:name="Strong" w:uiPriority="22" w:qFormat="1"/>
+    <w:lsdException w:name="Emphasis" w:uiPriority="20" w:qFormat="1"/>
+    <w:lsdException w:name="Document Map" w:semiHidden="1" w:unhideWhenUsed="1"/>
+    <w:lsdException w:name="Plain Text" w:semiHidden="1" w:unhideWhenUsed="1"/>
+    <w:lsdException w:name="E-mail Signature" w:semiHidden="1" w:unhideWhenUsed="1"/>
+    <w:lsdException w:name="HTML Top of Form" w:semiHidden="1" w:unhideWhenUsed="1"/>
+    <w:lsdException w:name="HTML Bottom of Form" w:semiHidden="1" w:unhideWhenUsed="1"/>
+    <w:lsdException w:name="Normal (Web)" w:semiHidden="1" w:unhideWhenUsed="1"/>
+    <w:lsdException w:name="HTML Acronym" w:semiHidden="1" w:unhideWhenUsed="1"/>
+    <w:lsdException w:name="HTML Address" w:semiHidden="1" w:unhideWhenUsed="1"/>
+    <w:lsdException w:name="HTML Cite" w:semiHidden="1" w:unhideWhenUsed="1"/>
+    <w:lsdException w:name="HTML Code" w:semiHidden="1" w:unhideWhenUsed="1"/>
+    <w:lsdException w:name="HTML Definition" w:semiHidden="1" w:unhideWhenUsed="1"/>
+    <w:lsdException w:name="HTML Keyboard" w:semiHidden="1" w:unhideWhenUsed="1"/>
+    <w:lsdException w:name="HTML Preformatted" w:semiHidden="1" w:unhideWhenUsed="1"/>
+    <w:lsdException w:name="HTML Sample" w:semiHidden="1" w:unhideWhenUsed="1"/>
+    <w:lsdException w:name="HTML Typewriter" w:semiHidden="1" w:unhideWhenUsed="1"/>
+    <w:lsdException w:name="HTML Variable" w:semiHidden="1" w:unhideWhenUsed="1"/>
+    <w:lsdException w:name="Normal Table" w:semiHidden="1" w:unhideWhenUsed="1"/>
+    <w:lsdException w:name="annotation subject" w:semiHidden="1" w:unhideWhenUsed="1"/>
+    <w:lsdException w:name="No List" w:semiHidden="1" w:unhideWhenUsed="1"/>
+    <w:lsdException w:name="Outline List 1" w:semiHidden="1" w:unhideWhenUsed="1"/>
+    <w:lsdException w:name="Outline List 2" w:semiHidden="1" w:unhideWhenUsed="1"/>
+    <w:lsdException w:name="Outline List 3" w:semiHidden="1" w:unhideWhenUsed="1"/>
+    <w:lsdException w:name="Table Simple 1" w:semiHidden="1" w:unhideWhenUsed="1"/>
+    <w:lsdException w:name="Table Simple 2" w:semiHidden="1" w:unhideWhenUsed="1"/>
+    <w:lsdException w:name="Table Simple 3" w:semiHidden="1" w:unhideWhenUsed="1"/>
+    <w:lsdException w:name="Table Classic 1" w:semiHidden="1" w:unhideWhenUsed="1"/>
+    <w:lsdException w:name="Table Classic 2" w:semiHidden="1" w:unhideWhenUsed="1"/>
+    <w:lsdException w:name="Table Classic 3" w:semiHidden="1" w:unhideWhenUsed="1"/>
+    <w:lsdException w:name="Table Classic 4" w:semiHidden="1" w:unhideWhenUsed="1"/>
+    <w:lsdException w:name="Table Colorful 1" w:semiHidden="1" w:unhideWhenUsed="1"/>
+    <w:lsdException w:name="Table Colorful 2" w:semiHidden="1" w:unhideWhenUsed="1"/>
+    <w:lsdException w:name="Table Colorful 3" w:semiHidden="1" w:unhideWhenUsed="1"/>
+    <w:lsdException w:name="Table Columns 1" w:semiHidden="1" w:unhideWhenUsed="1"/>
+    <w:lsdException w:name="Table Columns 2" w:semiHidden="1" w:unhideWhenUsed="1"/>
+    <w:lsdException w:name="Table Columns 3" w:semiHidden="1" w:unhideWhenUsed="1"/>
+    <w:lsdException w:name="Table Columns 4" w:semiHidden="1" w:unhideWhenUsed="1"/>
+    <w:lsdException w:name="Table Columns 5" w:semiHidden="1" w:unhideWhenUsed="1"/>
+    <w:lsdException w:name="Table Grid 1" w:semiHidden="1" w:unhideWhenUsed="1"/>
+    <w:lsdException w:name="Table Grid 2" w:semiHidden="1" w:unhideWhenUsed="1"/>
+    <w:lsdException w:name="Table Grid 3" w:semiHidden="1" w:unhideWhenUsed="1"/>
+    <w:lsdException w:name="Table Grid 4" w:semiHidden="1" w:unhideWhenUsed="1"/>
+    <w:lsdException w:name="Table Grid 5" w:semiHidden="1" w:unhideWhenUsed="1"/>
+    <w:lsdException w:name="Table Grid 6" w:semiHidden="1" w:unhideWhenUsed="1"/>
+    <w:lsdException w:name="Table Grid 7" w:semiHidden="1" w:unhideWhenUsed="1"/>
+    <w:lsdException w:name="Table Grid 8" w:semiHidden="1" w:unhideWhenUsed="1"/>
+    <w:lsdException w:name="Table List 1" w:semiHidden="1" w:unhideWhenUsed="1"/>
+    <w:lsdException w:name="Table List 2" w:semiHidden="1" w:unhideWhenUsed="1"/>
+    <w:lsdException w:name="Table List 3" w:semiHidden="1" w:unhideWhenUsed="1"/>
+    <w:lsdException w:name="Table List 4" w:semiHidden="1" w:unhideWhenUsed="1"/>
+    <w:lsdException w:name="Table List 5" w:semiHidden="1" w:unhideWhenUsed="1"/>
+    <w:lsdException w:name="Table List 6" w:semiHidden="1" w:unhideWhenUsed="1"/>
+    <w:lsdException w:name="Table List 7" w:semiHidden="1" w:unhideWhenUsed="1"/>
+    <w:lsdException w:name="Table List 8" w:semiHidden="1" w:unhideWhenUsed="1"/>
+    <w:lsdException w:name="Table 3D effects 1" w:semiHidden="1" w:unhideWhenUsed="1"/>
+    <w:lsdException w:name="Table 3D effects 2" w:semiHidden="1" w:unhideWhenUsed="1"/>
+    <w:lsdException w:name="Table 3D effects 3" w:semiHidden="1" w:unhideWhenUsed="1"/>
+    <w:lsdException w:name="Table Contemporary" w:semiHidden="1" w:unhideWhenUsed="1"/>
+    <w:lsdException w:name="Table Elegant" w:semiHidden="1" w:unhideWhenUsed="1"/>
+    <w:lsdException w:name="Table Professional" w:semiHidden="1" w:unhideWhenUsed="1"/>
+    <w:lsdException w:name="Table Subtle 1" w:semiHidden="1" w:unhideWhenUsed="1"/>
+    <w:lsdException w:name="Table Subtle 2" w:semiHidden="1" w:unhideWhenUsed="1"/>
+    <w:lsdException w:name="Table Web 1" w:semiHidden="1" w:unhideWhenUsed="1"/>
+    <w:lsdException w:name="Table Web 2" w:semiHidden="1" w:unhideWhenUsed="1"/>
+    <w:lsdException w:name="Table Web 3" w:semiHidden="1" w:unhideWhenUsed="1"/>
+    <w:lsdException w:name="Balloon Text" w:semiHidden="1" w:unhideWhenUsed="1"/>
+    <w:lsdException w:name="Table Grid" w:uiPriority="39"/>
+    <w:lsdException w:name="Table Theme" w:semiHidden="1" w:unhideWhenUsed="1"/>
+    <w:lsdException w:name="Placeholder Text" w:semiHidden="1"/>
+    <w:lsdException w:name="No Spacing" w:uiPriority="1" w:qFormat="1"/>
+    <w:lsdException w:name="Light Shading" w:uiPriority="60"/>
+    <w:lsdException w:name="Light List" w:uiPriority="61"/>
+    <w:lsdException w:name="Light Grid" w:uiPriority="62"/>
+    <w:lsdException w:name="Medium Shading 1" w:uiPriority="63"/>
+    <w:lsdException w:name="Medium Shading 2" w:uiPriority="64"/>
+    <w:lsdException w:name="Medium List 1" w:uiPriority="65"/>
+    <w:lsdException w:name="Medium List 2" w:uiPriority="66"/>
+    <w:lsdException w:name="Medium Grid 1" w:uiPriority="67"/>
+    <w:lsdException w:name="Medium Grid 2" w:uiPriority="68"/>
+    <w:lsdException w:name="Medium Grid 3" w:uiPriority="69"/>
+    <w:lsdException w:name="Dark List" w:uiPriority="70"/>
+    <w:lsdException w:name="Colorful Shading" w:uiPriority="71"/>
+    <w:lsdException w:name="Colorful List" w:uiPriority="72"/>
+    <w:lsdException w:name="Colorful Grid" w:uiPriority="73"/>
+    <w:lsdException w:name="Light Shading Accent 1" w:uiPriority="60"/>
+    <w:lsdException w:name="Light List Accent 1" w:uiPriority="61"/>
+    <w:lsdException w:name="Light Grid Accent 1" w:uiPriority="62"/>
+    <w:lsdException w:name="Medium Shading 1 Accent 1" w:uiPriority="63"/>
+    <w:lsdException w:name="Medium Shading 2 Accent 1" w:uiPriority="64"/>
+    <w:lsdException w:name="Medium List 1 Accent 1" w:uiPriority="65"/>
+    <w:lsdException w:name="Revision" w:semiHidden="1"/>
+    <w:lsdException w:name="List Paragraph" w:uiPriority="34" w:qFormat="1"/>
+    <w:lsdException w:name="Quote" w:uiPriority="29" w:qFormat="1"/>
+    <w:lsdException w:name="Intense Quote" w:uiPriority="30" w:qFormat="1"/>
+    <w:lsdException w:name="Medium List 2 Accent 1" w:uiPriority="66"/>
+    <w:lsdException w:name="Medium Grid 1 Accent 1" w:uiPriority="67"/>
+    <w:lsdException w:name="Medium Grid 2 Accent 1" w:uiPriority="68"/>
+    <w:lsdException w:name="Medium Grid 3 Accent 1" w:uiPriority="69"/>
+    <w:lsdException w:name="Dark List Accent 1" w:uiPriority="70"/>
+    <w:lsdException w:name="Colorful Shading Accent 1" w:uiPriority="71"/>
+    <w:lsdException w:name="Colorful List Accent 1" w:uiPriority="72"/>
+    <w:lsdException w:name="Colorful Grid Accent 1" w:uiPriority="73"/>
+    <w:lsdException w:name="Light Shading Accent 2" w:uiPriority="60"/>
+    <w:lsdException w:name="Light List Accent 2" w:uiPriority="61"/>
+    <w:lsdException w:name="Light Grid Accent 2" w:uiPriority="62"/>
+    <w:lsdException w:name="Medium Shading 1 Accent 2" w:uiPriority="63"/>
+    <w:lsdException w:name="Medium Shading 2 Accent 2" w:uiPriority="64"/>
+    <w:lsdException w:name="Medium List 1 Accent 2" w:uiPriority="65"/>
+    <w:lsdException w:name="Medium List 2 Accent 2" w:uiPriority="66"/>
+    <w:lsdException w:name="Medium Grid 1 Accent 2" w:uiPriority="67"/>
+    <w:lsdException w:name="Medium Grid 2 Accent 2" w:uiPriority="68"/>
+    <w:lsdException w:name="Medium Grid 3 Accent 2" w:uiPriority="69"/>
+    <w:lsdException w:name="Dark List Accent 2" w:uiPriority="70"/>
+    <w:lsdException w:name="Colorful Shading Accent 2" w:uiPriority="71"/>
+    <w:lsdException w:name="Colorful List Accent 2" w:uiPriority="72"/>
+    <w:lsdException w:name="Colorful Grid Accent 2" w:uiPriority="73"/>
+    <w:lsdException w:name="Light Shading Accent 3" w:uiPriority="60"/>
+    <w:lsdException w:name="Light List Accent 3" w:uiPriority="61"/>
+    <w:lsdException w:name="Light Grid Accent 3" w:uiPriority="62"/>
+    <w:lsdException w:name="Medium Shading 1 Accent 3" w:uiPriority="63"/>
+    <w:lsdException w:name="Medium Shading 2 Accent 3" w:uiPriority="64"/>
+    <w:lsdException w:name="Medium List 1 Accent 3" w:uiPriority="65"/>
+    <w:lsdException w:name="Medium List 2 Accent 3" w:uiPriority="66"/>
+    <w:lsdException w:name="Medium Grid 1 Accent 3" w:uiPriority="67"/>
+    <w:lsdException w:name="Medium Grid 2 Accent 3" w:uiPriority="68"/>
+    <w:lsdException w:name="Medium Grid 3 Accent 3" w:uiPriority="69"/>
+    <w:lsdException w:name="Dark List Accent 3" w:uiPriority="70"/>
+    <w:lsdException w:name="Colorful Shading Accent 3" w:uiPriority="71"/>
+    <w:lsdException w:name="Colorful List Accent 3" w:uiPriority="72"/>
+    <w:lsdException w:name="Colorful Grid Accent 3" w:uiPriority="73"/>
+    <w:lsdException w:name="Light Shading Accent 4" w:uiPriority="60"/>
+    <w:lsdException w:name="Light List Accent 4" w:uiPriority="61"/>
+    <w:lsdException w:name="Light Grid Accent 4" w:uiPriority="62"/>
+    <w:lsdException w:name="Medium Shading 1 Accent 4" w:uiPriority="63"/>
+    <w:lsdException w:name="Medium Shading 2 Accent 4" w:uiPriority="64"/>
+    <w:lsdException w:name="Medium List 1 Accent 4" w:uiPriority="65"/>
+    <w:lsdException w:name="Medium List 2 Accent 4" w:uiPriority="66"/>
+    <w:lsdException w:name="Medium Grid 1 Accent 4" w:uiPriority="67"/>
+    <w:lsdException w:name="Medium Grid 2 Accent 4" w:uiPriority="68"/>
+    <w:lsdException w:name="Medium Grid 3 Accent 4" w:uiPriority="69"/>
+    <w:lsdException w:name="Dark List Accent 4" w:uiPriority="70"/>
+    <w:lsdException w:name="Colorful Shading Accent 4" w:uiPriority="71"/>
+    <w:lsdException w:name="Colorful List Accent 4" w:uiPriority="72"/>
+    <w:lsdException w:name="Colorful Grid Accent 4" w:uiPriority="73"/>
+    <w:lsdException w:name="Light Shading Accent 5" w:uiPriority="60"/>
+    <w:lsdException w:name="Light List Accent 5" w:uiPriority="61"/>
+    <w:lsdException w:name="Light Grid Accent 5" w:uiPriority="62"/>
+    <w:lsdException w:name="Medium Shading 1 Accent 5" w:uiPriority="63"/>
+    <w:lsdException w:name="Medium Shading 2 Accent 5" w:uiPriority="64"/>
+    <w:lsdException w:name="Medium List 1 Accent 5" w:uiPriority="65"/>
+    <w:lsdException w:name="Medium List 2 Accent 5" w:uiPriority="66"/>
+    <w:lsdException w:name="Medium Grid 1 Accent 5" w:uiPriority="67"/>
+    <w:lsdException w:name="Medium Grid 2 Accent 5" w:uiPriority="68"/>
+    <w:lsdException w:name="Medium Grid 3 Accent 5" w:uiPriority="69"/>
+    <w:lsdException w:name="Dark List Accent 5" w:uiPriority="70"/>
+    <w:lsdException w:name="Colorful Shading Accent 5" w:uiPriority="71"/>
+    <w:lsdException w:name="Colorful List Accent 5" w:uiPriority="72"/>
+    <w:lsdException w:name="Colorful Grid Accent 5" w:uiPriority="73"/>
+    <w:lsdException w:name="Light Shading Accent 6" w:uiPriority="60"/>
+    <w:lsdException w:name="Light List Accent 6" w:uiPriority="61"/>
+    <w:lsdException w:name="Light Grid Accent 6" w:uiPriority="62"/>
+    <w:lsdException w:name="Medium Shading 1 Accent 6" w:uiPriority="63"/>
+    <w:lsdException w:name="Medium Shading 2 Accent 6" w:uiPriority="64"/>
+    <w:lsdException w:name="Medium List 1 Accent 6" w:uiPriority="65"/>
+    <w:lsdException w:name="Medium List 2 Accent 6" w:uiPriority="66"/>
+    <w:lsdException w:name="Medium Grid 1 Accent 6" w:uiPriority="67"/>
+    <w:lsdException w:name="Medium Grid 2 Accent 6" w:uiPriority="68"/>
+    <w:lsdException w:name="Medium Grid 3 Accent 6" w:uiPriority="69"/>
+    <w:lsdException w:name="Dark List Accent 6" w:uiPriority="70"/>
+    <w:lsdException w:name="Colorful Shading Accent 6" w:uiPriority="71"/>
+    <w:lsdException w:name="Colorful List Accent 6" w:uiPriority="72"/>
+    <w:lsdException w:name="Colorful Grid Accent 6" w:uiPriority="73"/>
+    <w:lsdException w:name="Subtle Emphasis" w:uiPriority="19" w:qFormat="1"/>
+    <w:lsdException w:name="Intense Emphasis" w:uiPriority="21" w:qFormat="1"/>
+    <w:lsdException w:name="Subtle Reference" w:uiPriority="31" w:qFormat="1"/>
+    <w:lsdException w:name="Intense Reference" w:uiPriority="32" w:qFormat="1"/>
+    <w:lsdException w:name="Book Title" w:uiPriority="33" w:qFormat="1"/>
+    <w:lsdException w:name="Bibliography" w:semiHidden="1" w:uiPriority="37" w:unhideWhenUsed="1"/>
+    <w:lsdException w:name="TOC Heading" w:semiHidden="1" w:uiPriority="39" w:unhideWhenUsed="1" w:qFormat="1"/>
+    <w:lsdException w:name="Plain Table 1" w:uiPriority="41"/>
+    <w:lsdException w:name="Plain Table 2" w:uiPriority="42"/>
+    <w:lsdException w:name="Plain Table 3" w:uiPriority="43"/>
+    <w:lsdException w:name="Plain Table 4" w:uiPriority="44"/>
+    <w:lsdException w:name="Plain Table 5" w:uiPriority="45"/>
+    <w:lsdException w:name="Grid Table Light" w:uiPriority="40"/>
+    <w:lsdException w:name="Grid Table 1 Light" w:uiPriority="46"/>
+    <w:lsdException w:name="Grid Table 2" w:uiPriority="47"/>
+    <w:lsdException w:name="Grid Table 3" w:uiPriority="48"/>
+    <w:lsdException w:name="Grid Table 4" w:uiPriority="49"/>
+    <w:lsdException w:name="Grid Table 5 Dark" w:uiPriority="50"/>
+    <w:lsdException w:name="Grid Table 6 Colorful" w:uiPriority="51"/>
+    <w:lsdException w:name="Grid Table 7 Colorful" w:uiPriority="52"/>
+    <w:lsdException w:name="Grid Table 1 Light Accent 1" w:uiPriority="46"/>
+    <w:lsdException w:name="Grid Table 2 Accent 1" w:uiPriority="47"/>
+    <w:lsdException w:name="Grid Table 3 Accent 1" w:uiPriority="48"/>
+    <w:lsdException w:name="Grid Table 4 Accent 1" w:uiPriority="49"/>
+    <w:lsdException w:name="Grid Table 5 Dark Accent 1" w:uiPriority="50"/>
+    <w:lsdException w:name="Grid Table 6 Colorful Accent 1" w:uiPriority="51"/>
+    <w:lsdException w:name="Grid Table 7 Colorful Accent 1" w:uiPriority="52"/>
+    <w:lsdException w:name="Grid Table 1 Light Accent 2" w:uiPriority="46"/>
+    <w:lsdException w:name="Grid Table 2 Accent 2" w:uiPriority="47"/>
+    <w:lsdException w:name="Grid Table 3 Accent 2" w:uiPriority="48"/>
+    <w:lsdException w:name="Grid Table 4 Accent 2" w:uiPriority="49"/>
+    <w:lsdException w:name="Grid Table 5 Dark Accent 2" w:uiPriority="50"/>
+    <w:lsdException w:name="Grid Table 6 Colorful Accent 2" w:uiPriority="51"/>
+    <w:lsdException w:name="Grid Table 7 Colorful Accent 2" w:uiPriority="52"/>
+    <w:lsdException w:name="Grid Table 1 Light Accent 3" w:uiPriority="46"/>
+    <w:lsdException w:name="Grid Table 2 Accent 3" w:uiPriority="47"/>
+    <w:lsdException w:name="Grid Table 3 Accent 3" w:uiPriority="48"/>
+    <w:lsdException w:name="Grid Table 4 Accent 3" w:uiPriority="49"/>
+    <w:lsdException w:name="Grid Table 5 Dark Accent 3" w:uiPriority="50"/>
+    <w:lsdException w:name="Grid Table 6 Colorful Accent 3" w:uiPriority="51"/>
+    <w:lsdException w:name="Grid Table 7 Colorful Accent 3" w:uiPriority="52"/>
+    <w:lsdException w:name="Grid Table 1 Light Accent 4" w:uiPriority="46"/>
+    <w:lsdException w:name="Grid Table 2 Accent 4" w:uiPriority="47"/>
+    <w:lsdException w:name="Grid Table 3 Accent 4" w:uiPriority="48"/>
+    <w:lsdException w:name="Grid Table 4 Accent 4" w:uiPriority="49"/>
+    <w:lsdException w:name="Grid Table 5 Dark Accent 4" w:uiPriority="50"/>
+    <w:lsdException w:name="Grid Table 6 Colorful Accent 4" w:uiPriority="51"/>
+    <w:lsdException w:name="Grid Table 7 Colorful Accent 4" w:uiPriority="52"/>
+    <w:lsdException w:name="Grid Table 1 Light Accent 5" w:uiPriority="46"/>
+    <w:lsdException w:name="Grid Table 2 Accent 5" w:uiPriority="47"/>
+    <w:lsdException w:name="Grid Table 3 Accent 5" w:uiPriority="48"/>
+    <w:lsdException w:name="Grid Table 4 Accent 5" w:uiPriority="49"/>
+    <w:lsdException w:name="Grid Table 5 Dark Accent 5" w:uiPriority="50"/>
+    <w:lsdException w:name="Grid Table 6 Colorful Accent 5" w:uiPriority="51"/>
+    <w:lsdException w:name="Grid Table 7 Colorful Accent 5" w:uiPriority="52"/>
+    <w:lsdException w:name="Grid Table 1 Light Accent 6" w:uiPriority="46"/>
+    <w:lsdException w:name="Grid Table 2 Accent 6" w:uiPriority="47"/>
+    <w:lsdException w:name="Grid Table 3 Accent 6" w:uiPriority="48"/>
+    <w:lsdException w:name="Grid Table 4 Accent 6" w:uiPriority="49"/>
+    <w:lsdException w:name="Grid Table 5 Dark Accent 6" w:uiPriority="50"/>
+    <w:lsdException w:name="Grid Table 6 Colorful Accent 6" w:uiPriority="51"/>
+    <w:lsdException w:name="Grid Table 7 Colorful Accent 6" w:uiPriority="52"/>
+    <w:lsdException w:name="List Table 1 Light" w:uiPriority="46"/>
+    <w:lsdException w:name="List Table 2" w:uiPriority="47"/>
+    <w:lsdException w:name="List Table 3" w:uiPriority="48"/>
+    <w:lsdException w:name="List Table 4" w:uiPriority="49"/>
+    <w:lsdException w:name="List Table 5 Dark" w:uiPriority="50"/>
+    <w:lsdException w:name="List Table 6 Colorful" w:uiPriority="51"/>
+    <w:lsdException w:name="List Table 7 Colorful" w:uiPriority="52"/>
+    <w:lsdException w:name="List Table 1 Light Accent 1" w:uiPriority="46"/>
+    <w:lsdException w:name="List Table 2 Accent 1" w:uiPriority="47"/>
+    <w:lsdException w:name="List Table 3 Accent 1" w:uiPriority="48"/>
+    <w:lsdException w:name="List Table 4 Accent 1" w:uiPriority="49"/>
+    <w:lsdException w:name="List Table 5 Dark Accent 1" w:uiPriority="50"/>
+    <w:lsdException w:name="List Table 6 Colorful Accent 1" w:uiPriority="51"/>
+    <w:lsdException w:name="List Table 7 Colorful Accent 1" w:uiPriority="52"/>
+    <w:lsdException w:name="List Table 1 Light Accent 2" w:uiPriority="46"/>
+    <w:lsdException w:name="List Table 2 Accent 2" w:uiPriority="47"/>
+    <w:lsdException w:name="List Table 3 Accent 2" w:uiPriority="48"/>
+    <w:lsdException w:name="List Table 4 Accent 2" w:uiPriority="49"/>
+    <w:lsdException w:name="List Table 5 Dark Accent 2" w:uiPriority="50"/>
+    <w:lsdException w:name="List Table 6 Colorful Accent 2" w:uiPriority="51"/>
+    <w:lsdException w:name="List Table 7 Colorful Accent 2" w:uiPriority="52"/>
+    <w:lsdException w:name="List Table 1 Light Accent 3" w:uiPriority="46"/>
+    <w:lsdException w:name="List Table 2 Accent 3" w:uiPriority="47"/>
+    <w:lsdException w:name="List Table 3 Accent 3" w:uiPriority="48"/>
+    <w:lsdException w:name="List Table 4 Accent 3" w:uiPriority="49"/>
+    <w:lsdException w:name="List Table 5 Dark Accent 3" w:uiPriority="50"/>
+    <w:lsdException w:name="List Table 6 Colorful Accent 3" w:uiPriority="51"/>
+    <w:lsdException w:name="List Table 7 Colorful Accent 3" w:uiPriority="52"/>
+    <w:lsdException w:name="List Table 1 Light Accent 4" w:uiPriority="46"/>
+    <w:lsdException w:name="List Table 2 Accent 4" w:uiPriority="47"/>
+    <w:lsdException w:name="List Table 3 Accent 4" w:uiPriority="48"/>
+    <w:lsdException w:name="List Table 4 Accent 4" w:uiPriority="49"/>
+    <w:lsdException w:name="List Table 5 Dark Accent 4" w:uiPriority="50"/>
+    <w:lsdException w:name="List Table 6 Colorful Accent 4" w:uiPriority="51"/>
+    <w:lsdException w:name="List Table 7 Colorful Accent 4" w:uiPriority="52"/>
+    <w:lsdException w:name="List Table 1 Light Accent 5" w:uiPriority="46"/>
+    <w:lsdException w:name="List Table 2 Accent 5" w:uiPriority="47"/>
+    <w:lsdException w:name="List Table 3 Accent 5" w:uiPriority="48"/>
+    <w:lsdException w:name="List Table 4 Accent 5" w:uiPriority="49"/>
+    <w:lsdException w:name="List Table 5 Dark Accent 5" w:uiPriority="50"/>
+    <w:lsdException w:name="List Table 6 Colorful Accent 5" w:uiPriority="51"/>
+    <w:lsdException w:name="List Table 7 Colorful Accent 5" w:uiPriority="52"/>
+    <w:lsdException w:name="List Table 1 Light Accent 6" w:uiPriority="46"/>
+    <w:lsdException w:name="List Table 2 Accent 6" w:uiPriority="47"/>
+    <w:lsdException w:name="List Table 3 Accent 6" w:uiPriority="48"/>
+    <w:lsdException w:name="List Table 4 Accent 6" w:uiPriority="49"/>
+    <w:lsdException w:name="List Table 5 Dark Accent 6" w:uiPriority="50"/>
+    <w:lsdException w:name="List Table 6 Colorful Accent 6" w:uiPriority="51"/>
+    <w:lsdException w:name="List Table 7 Colorful Accent 6" w:uiPriority="52"/>
+    <w:lsdException w:name="Mention" w:semiHidden="1" w:unhideWhenUsed="1"/>
+    <w:lsdException w:name="Smart Hyperlink" w:semiHidden="1" w:unhideWhenUsed="1"/>
+    <w:lsdException w:name="Hashtag" w:semiHidden="1" w:unhideWhenUsed="1"/>
+    <w:lsdException w:name="Unresolved Mention" w:semiHidden="1" w:unhideWhenUsed="1"/>
+    <w:lsdException w:name="Smart Link" w:semiHidden="1" w:unhideWhenUsed="1"/>
+  </w:latentStyles>
+  <w:style w:type="paragraph" w:default="1" w:styleId="Normal">
+    <w:name w:val="Normal"/>
+    <w:qFormat/>
   </w:style>
-  <w:style w:type="paragraph" w:styleId="Normal" w:default="1">
-    <w:name w:val="normal"/>
-  </w:style>
-  <w:style w:type="paragraph" w:styleId="Heading1">
+  <w:style w:type="paragraph" w:styleId="Ttulo1">
     <w:name w:val="heading 1"/>
     <w:basedOn w:val="Normal"/>
     <w:next w:val="Normal"/>
+    <w:uiPriority w:val="9"/>
+    <w:qFormat/>
     <w:pPr>
-      <w:keepNext w:val="1"/>
-      <w:keepLines w:val="1"/>
-      <w:pageBreakBefore w:val="0"/>
-      <w:spacing w:after="120" w:before="400" w:lineRule="auto"/>
+      <w:keepNext/>
+      <w:keepLines/>
+      <w:spacing w:before="400" w:after="120"/>
+      <w:outlineLvl w:val="0"/>
     </w:pPr>
     <w:rPr>
       <w:sz w:val="40"/>
       <w:szCs w:val="40"/>
     </w:rPr>
   </w:style>
-  <w:style w:type="paragraph" w:styleId="Heading2">
+  <w:style w:type="paragraph" w:styleId="Ttulo2">
     <w:name w:val="heading 2"/>
     <w:basedOn w:val="Normal"/>
     <w:next w:val="Normal"/>
+    <w:uiPriority w:val="9"/>
+    <w:unhideWhenUsed/>
+    <w:qFormat/>
     <w:pPr>
-      <w:keepNext w:val="1"/>
-      <w:keepLines w:val="1"/>
-      <w:pageBreakBefore w:val="0"/>
-      <w:spacing w:after="120" w:before="360" w:lineRule="auto"/>
+      <w:keepNext/>
+      <w:keepLines/>
+      <w:spacing w:before="360" w:after="120"/>
+      <w:outlineLvl w:val="1"/>
     </w:pPr>
     <w:rPr>
-      <w:b w:val="0"/>
-      <w:bCs w:val="0"/>
       <w:sz w:val="32"/>
       <w:szCs w:val="32"/>
     </w:rPr>
   </w:style>
-  <w:style w:type="paragraph" w:styleId="Heading3">
+  <w:style w:type="paragraph" w:styleId="Ttulo3">
     <w:name w:val="heading 3"/>
     <w:basedOn w:val="Normal"/>
     <w:next w:val="Normal"/>
+    <w:uiPriority w:val="9"/>
+    <w:semiHidden/>
+    <w:unhideWhenUsed/>
+    <w:qFormat/>
     <w:pPr>
-      <w:keepNext w:val="1"/>
-      <w:keepLines w:val="1"/>
-      <w:pageBreakBefore w:val="0"/>
-      <w:spacing w:after="80" w:before="320" w:lineRule="auto"/>
+      <w:keepNext/>
+      <w:keepLines/>
+      <w:spacing w:before="320" w:after="80"/>
+      <w:outlineLvl w:val="2"/>
     </w:pPr>
     <w:rPr>
-      <w:b w:val="0"/>
-      <w:bCs w:val="0"/>
       <w:color w:val="434343"/>
       <w:sz w:val="28"/>
       <w:szCs w:val="28"/>
     </w:rPr>
   </w:style>
-  <w:style w:type="paragraph" w:styleId="Heading4">
+  <w:style w:type="paragraph" w:styleId="Ttulo4">
     <w:name w:val="heading 4"/>
     <w:basedOn w:val="Normal"/>
     <w:next w:val="Normal"/>
+    <w:uiPriority w:val="9"/>
+    <w:semiHidden/>
+    <w:unhideWhenUsed/>
+    <w:qFormat/>
     <w:pPr>
-      <w:keepNext w:val="1"/>
-      <w:keepLines w:val="1"/>
-      <w:pageBreakBefore w:val="0"/>
-      <w:spacing w:after="80" w:before="280" w:lineRule="auto"/>
+      <w:keepNext/>
+      <w:keepLines/>
+      <w:spacing w:before="280" w:after="80"/>
+      <w:outlineLvl w:val="3"/>
     </w:pPr>
     <w:rPr>
       <w:color w:val="666666"/>
@@ -474,69 +860,110 @@
       <w:szCs w:val="24"/>
     </w:rPr>
   </w:style>
-  <w:style w:type="paragraph" w:styleId="Heading5">
+  <w:style w:type="paragraph" w:styleId="Ttulo5">
     <w:name w:val="heading 5"/>
     <w:basedOn w:val="Normal"/>
     <w:next w:val="Normal"/>
+    <w:uiPriority w:val="9"/>
+    <w:semiHidden/>
+    <w:unhideWhenUsed/>
+    <w:qFormat/>
     <w:pPr>
-      <w:keepNext w:val="1"/>
-      <w:keepLines w:val="1"/>
-      <w:pageBreakBefore w:val="0"/>
-      <w:spacing w:after="80" w:before="240" w:lineRule="auto"/>
+      <w:keepNext/>
+      <w:keepLines/>
+      <w:spacing w:before="240" w:after="80"/>
+      <w:outlineLvl w:val="4"/>
     </w:pPr>
     <w:rPr>
       <w:color w:val="666666"/>
-      <w:sz w:val="22"/>
-      <w:szCs w:val="22"/>
     </w:rPr>
   </w:style>
-  <w:style w:type="paragraph" w:styleId="Heading6">
+  <w:style w:type="paragraph" w:styleId="Ttulo6">
     <w:name w:val="heading 6"/>
     <w:basedOn w:val="Normal"/>
     <w:next w:val="Normal"/>
+    <w:uiPriority w:val="9"/>
+    <w:semiHidden/>
+    <w:unhideWhenUsed/>
+    <w:qFormat/>
     <w:pPr>
-      <w:keepNext w:val="1"/>
-      <w:keepLines w:val="1"/>
-      <w:pageBreakBefore w:val="0"/>
-      <w:spacing w:after="80" w:before="240" w:lineRule="auto"/>
+      <w:keepNext/>
+      <w:keepLines/>
+      <w:spacing w:before="240" w:after="80"/>
+      <w:outlineLvl w:val="5"/>
     </w:pPr>
     <w:rPr>
-      <w:i w:val="1"/>
-      <w:iCs w:val="1"/>
+      <w:i/>
+      <w:iCs/>
       <w:color w:val="666666"/>
-      <w:sz w:val="22"/>
-      <w:szCs w:val="22"/>
     </w:rPr>
   </w:style>
-  <w:style w:type="paragraph" w:styleId="Title">
+  <w:style w:type="character" w:default="1" w:styleId="Fuentedeprrafopredeter">
+    <w:name w:val="Default Paragraph Font"/>
+    <w:uiPriority w:val="1"/>
+    <w:semiHidden/>
+    <w:unhideWhenUsed/>
+  </w:style>
+  <w:style w:type="table" w:default="1" w:styleId="Tablanormal">
+    <w:name w:val="Normal Table"/>
+    <w:uiPriority w:val="99"/>
+    <w:semiHidden/>
+    <w:unhideWhenUsed/>
+    <w:tblPr>
+      <w:tblInd w:w="0" w:type="dxa"/>
+      <w:tblCellMar>
+        <w:top w:w="0" w:type="dxa"/>
+        <w:left w:w="108" w:type="dxa"/>
+        <w:bottom w:w="0" w:type="dxa"/>
+        <w:right w:w="108" w:type="dxa"/>
+      </w:tblCellMar>
+    </w:tblPr>
+  </w:style>
+  <w:style w:type="numbering" w:default="1" w:styleId="Sinlista">
+    <w:name w:val="No List"/>
+    <w:uiPriority w:val="99"/>
+    <w:semiHidden/>
+    <w:unhideWhenUsed/>
+  </w:style>
+  <w:style w:type="table" w:customStyle="1" w:styleId="TableNormal">
+    <w:name w:val="TableNormal"/>
+    <w:tblPr>
+      <w:tblCellMar>
+        <w:top w:w="100" w:type="dxa"/>
+        <w:left w:w="100" w:type="dxa"/>
+        <w:bottom w:w="100" w:type="dxa"/>
+        <w:right w:w="100" w:type="dxa"/>
+      </w:tblCellMar>
+    </w:tblPr>
+  </w:style>
+  <w:style w:type="paragraph" w:styleId="Ttulo">
     <w:name w:val="Title"/>
     <w:basedOn w:val="Normal"/>
     <w:next w:val="Normal"/>
+    <w:uiPriority w:val="10"/>
+    <w:qFormat/>
     <w:pPr>
-      <w:keepNext w:val="1"/>
-      <w:keepLines w:val="1"/>
-      <w:pageBreakBefore w:val="0"/>
-      <w:spacing w:after="60" w:before="0" w:lineRule="auto"/>
+      <w:keepNext/>
+      <w:keepLines/>
+      <w:spacing w:after="60"/>
     </w:pPr>
     <w:rPr>
       <w:sz w:val="52"/>
       <w:szCs w:val="52"/>
     </w:rPr>
   </w:style>
-  <w:style w:type="paragraph" w:styleId="Subtitle">
+  <w:style w:type="paragraph" w:styleId="Subttulo">
     <w:name w:val="Subtitle"/>
     <w:basedOn w:val="Normal"/>
     <w:next w:val="Normal"/>
+    <w:uiPriority w:val="11"/>
+    <w:qFormat/>
     <w:pPr>
-      <w:keepNext w:val="1"/>
-      <w:keepLines w:val="1"/>
-      <w:pageBreakBefore w:val="0"/>
-      <w:spacing w:after="320" w:before="0" w:lineRule="auto"/>
+      <w:keepNext/>
+      <w:keepLines/>
+      <w:spacing w:after="320"/>
     </w:pPr>
     <w:rPr>
-      <w:rFonts w:ascii="Arial" w:cs="Arial" w:eastAsia="Arial" w:hAnsi="Arial"/>
-      <w:i w:val="0"/>
-      <w:iCs w:val="0"/>
       <w:color w:val="666666"/>
       <w:sz w:val="30"/>
       <w:szCs w:val="30"/>
